--- a/ChandlerJ_DDS-8555-Assignment5.docx
+++ b/ChandlerJ_DDS-8555-Assignment5.docx
@@ -251,10 +251,7 @@
     </w:p>
     <w:p>
       <w:r>
-        <w:t>This assignment evaluated classification methods across two tasks. Logistic regression theory was demonstrated by showing the equivalence of the logistic and logit forms. Multiple classifiers were then compared on the ISLP Weekly dataset to predict market Direction using both the full feature set and a 1990–2008 training split with 2009–2010 holdout testing. Finally, four multi-class models were developed for the Kaggle obesity-risk dataset using consistent preprocessing and comparative evaluation. Across b</w:t>
-      </w:r>
-      <w:r>
-        <w:t>oth datasets, results showed that predictive signal and appropriate assumptions matter more than model complexity, and that simpler models can perform competitively when signal strength is limited.</w:t>
+        <w:t>This assignment evaluated classification methods across two tasks. Logistic regression theory was demonstrated by showing the equivalence of the logistic and logit forms. Multiple classifiers were then compared on the ISLP Weekly dataset to predict market Direction using both the full feature set and a 1990–2008 training split with 2009–2010 holdout testing. Finally, four multi-class models were developed for the Kaggle obesity-risk dataset using consistent preprocessing and comparative evaluation. Across both datasets, results showed that predictive signal and appropriate assumptions matter more than model complexity, and that simpler models can perform competitively when signal strength is limited.</w:t>
       </w:r>
     </w:p>
     <w:p>
@@ -1581,10 +1578,7 @@
       </w:r>
       <w:r>
         <w:lastRenderedPageBreak/>
-        <w:t>severe class imbalance. The correlation heatmap shows that correlations among the lag variables (Lag1–Lag5) are generally weak, and none exhibit strong linear relationships with Today. The pairwise scatterplots likewise show substantial overlap between “Up” and “Down” weeks, suggesting that separation between classes is subtle. However, trading Volume displays a clear upward trend over time, increasing steadily from 1990 through 2010, while weekly returns (Today) fluctuate around zero with no obvious long-t</w:t>
-      </w:r>
-      <w:r>
-        <w:t>erm trend. Overall, any predictive signal appears modest, with at most a slight association in certain lag variables (particularly Lag2), but no strong or visually obvious patterns.</w:t>
+        <w:t>severe class imbalance. The correlation heatmap shows that correlations among the lag variables (Lag1–Lag5) are generally weak, and none exhibit strong linear relationships with Today. The pairwise scatterplots likewise show substantial overlap between “Up” and “Down” weeks, suggesting that separation between classes is subtle. However, trading Volume displays a clear upward trend over time, increasing steadily from 1990 through 2010, while weekly returns (Today) fluctuate around zero with no obvious long-term trend. Overall, any predictive signal appears modest, with at most a slight association in certain lag variables (particularly Lag2), but no strong or visually obvious patterns.</w:t>
       </w:r>
     </w:p>
     <w:p>
@@ -1930,10 +1924,7 @@
     </w:p>
     <w:p>
       <w:r>
-        <w:t>Using the full data set, a logistic regression model was fit with Direction as the response and Lag1–Lag5 and Volume as predictors. The model results indicate that Lag2 is the only predictor that is statistically significant at the 5% level (p = 0.030). Its positive coefficient (0.0584) suggests that higher returns two weeks prior are associated with an increased probability of an “Up” week. All other lag variables (Lag1, Lag3, Lag4, and Lag5) and Volume have p-values well above 0.05, indicating no statisti</w:t>
-      </w:r>
-      <w:r>
-        <w:t xml:space="preserve">cally significant relationship with Direction in this model. The pseudo </w:t>
+        <w:t xml:space="preserve">Using the full data set, a logistic regression model was fit with Direction as the response and Lag1–Lag5 and Volume as predictors. The model results indicate that Lag2 is the only predictor that is statistically significant at the 5% level (p = 0.030). Its positive coefficient (0.0584) suggests that higher returns two weeks prior are associated with an increased probability of an “Up” week. All other lag variables (Lag1, Lag3, Lag4, and Lag5) and Volume have p-values well above 0.05, indicating no statistically significant relationship with Direction in this model. The pseudo </w:t>
       </w:r>
       <m:oMath>
         <m:sSup>
@@ -4299,10 +4290,7 @@
     </w:p>
     <w:p>
       <w:r>
-        <w:t>The confusion matrix for the full logistic regression model shows 54 correctly predicted “Down” weeks and 557 correctly predicted “Up” weeks, yielding an overall accuracy of approximately 56.1%. However, the model misclassifies 430 “Down” weeks as “Up,” while only 48 “Up” weeks are misclassified as “Down.” This indicates that the model has a strong tendency to predict “Up,” resulting in many false positives (predicting Up when the market actually went Down). In other words, logistic regression correctly ide</w:t>
-      </w:r>
-      <w:r>
-        <w:t xml:space="preserve">ntifies most Up weeks but performs poorly in detecting Down weeks. The relatively modest overall accuracy, only slightly above random guessing for a balanced binary outcome, further suggests that the predictive power of the lag variables and Volume </w:t>
+        <w:t xml:space="preserve">The confusion matrix for the full logistic regression model shows 54 correctly predicted “Down” weeks and 557 correctly predicted “Up” weeks, yielding an overall accuracy of approximately 56.1%. However, the model misclassifies 430 “Down” weeks as “Up,” while only 48 “Up” weeks are misclassified as “Down.” This indicates that the model has a strong tendency to predict “Up,” resulting in many false positives (predicting Up when the market actually went Down). In other words, logistic regression correctly identifies most Up weeks but performs poorly in detecting Down weeks. The relatively modest overall accuracy, only slightly above random guessing for a balanced binary outcome, further suggests that the predictive power of the lag variables and Volume </w:t>
       </w:r>
       <w:proofErr w:type="gramStart"/>
       <w:r>
@@ -6559,10 +6547,7 @@
     </w:p>
     <w:p>
       <w:r>
-        <w:t>Among the methods evaluated on the 2009–2010 holdout period, logistic regression with Lag2 as the sole predictor and LDA (also using Lag2) produced the best performance, each achieving an accuracy of 62.5%. Both methods generated identical confusion matrices, correctly predicting 56 of 61 “Up” weeks and 9 of 43 “Down” weeks. QDA and naive Bayes performed slightly worse, with accuracies of approximately 58.7%, while KNN (k = 1) performed poorest at 50%, essentially equivalent to random guessing. Overall, the</w:t>
-      </w:r>
-      <w:r>
-        <w:t xml:space="preserve"> linear classifiers (logistic regression and LDA) appear to provide the strongest predictive performance on this data, though the improvement over chance remains modest, indicating that the lag variables contain only limited predictive signal.</w:t>
+        <w:t>Among the methods evaluated on the 2009–2010 holdout period, logistic regression with Lag2 as the sole predictor and LDA (also using Lag2) produced the best performance, each achieving an accuracy of 62.5%. Both methods generated identical confusion matrices, correctly predicting 56 of 61 “Up” weeks and 9 of 43 “Down” weeks. QDA and naive Bayes performed slightly worse, with accuracies of approximately 58.7%, while KNN (k = 1) performed poorest at 50%, essentially equivalent to random guessing. Overall, the linear classifiers (logistic regression and LDA) appear to provide the strongest predictive performance on this data, though the improvement over chance remains modest, indicating that the lag variables contain only limited predictive signal.</w:t>
       </w:r>
     </w:p>
     <w:p>
@@ -7120,13 +7105,7 @@
                 <w:rPr>
                   <w:rFonts w:ascii="Cambria Math" w:hAnsi="Cambria Math"/>
                 </w:rPr>
-                <m:t> </m:t>
-              </m:r>
-              <m:r>
-                <w:rPr>
-                  <w:rFonts w:ascii="Cambria Math" w:hAnsi="Cambria Math"/>
-                </w:rPr>
-                <m:t>34</m:t>
+                <m:t> 34</m:t>
               </m:r>
             </m:num>
             <m:den>
@@ -7149,13 +7128,7 @@
                 <w:rPr>
                   <w:rFonts w:ascii="Cambria Math" w:hAnsi="Cambria Math"/>
                 </w:rPr>
-                <m:t> </m:t>
-              </m:r>
-              <m:r>
-                <w:rPr>
-                  <w:rFonts w:ascii="Cambria Math" w:hAnsi="Cambria Math"/>
-                </w:rPr>
-                <m:t>56</m:t>
+                <m:t> 56</m:t>
               </m:r>
             </m:den>
           </m:f>
@@ -7195,10 +7168,7 @@
         </w:r>
       </w:hyperlink>
       <w:r>
-        <w:t>). The training data include demographic, lifestyle, and health-related variables, with NObeyesdad serving as the categorical target variable representing seven obesity risk classes. The test dataset contains the same predictor structure but omits the target, requiring model-based classification for submission. Although the data were synthetically generated, the feature distributions closely resemble those of the original dataset, making the competition suitable for exploratory data analysis, visualization,</w:t>
-      </w:r>
-      <w:r>
-        <w:t xml:space="preserve"> and supervised multi-class classification modeling. The objective is to accurately predict the obesity risk category for each observation in the test set and submit the predictions in the prescribed format.</w:t>
+        <w:t>). The training data include demographic, lifestyle, and health-related variables, with NObeyesdad serving as the categorical target variable representing seven obesity risk classes. The test dataset contains the same predictor structure but omits the target, requiring model-based classification for submission. Although the data were synthetically generated, the feature distributions closely resemble those of the original dataset, making the competition suitable for exploratory data analysis, visualization, and supervised multi-class classification modeling. The objective is to accurately predict the obesity risk category for each observation in the test set and submit the predictions in the prescribed format.</w:t>
       </w:r>
     </w:p>
     <w:p>
@@ -7212,10 +7182,7 @@
     </w:p>
     <w:p>
       <w:r>
-        <w:t>The training dataset contains 20,758 observations and 18 variables, including the categorical target variable NObeyesdad, which represents seven ordered obesity risk categories. The class distribution is moderately imbalanced, with some obesity levels appearing more frequently than others, though no single class dominates the dataset. Predictor variables include a mixture of demographic characteristics (e.g., age, gender), behavioral factors (e.g., physical activity frequency, transportation habits), and di</w:t>
-      </w:r>
-      <w:r>
-        <w:t>etary indicators (e.g., vegetable consumption, high-calorie food intake, family history of overweight). Correlation analysis among numeric variables reveals generally weak to moderate linear relationships, suggesting limited multicollinearity but also indicating that no single continuous feature strongly explains variation in obesity risk (</w:t>
+        <w:t>The training dataset contains 20,758 observations and 18 variables, including the categorical target variable NObeyesdad, which represents seven ordered obesity risk categories. The class distribution is moderately imbalanced, with some obesity levels appearing more frequently than others, though no single class dominates the dataset. Predictor variables include a mixture of demographic characteristics (e.g., age, gender), behavioral factors (e.g., physical activity frequency, transportation habits), and dietary indicators (e.g., vegetable consumption, high-calorie food intake, family history of overweight). Correlation analysis among numeric variables reveals generally weak to moderate linear relationships, suggesting limited multicollinearity but also indicating that no single continuous feature strongly explains variation in obesity risk (</w:t>
       </w:r>
       <w:hyperlink w:anchor="ref-tukey1977">
         <w:r>
@@ -7227,16 +7194,7 @@
       </w:r>
       <w:r>
         <w:lastRenderedPageBreak/>
-        <w:t>differences across obesity classes. For example, higher body mass index–related indicators and sedentary behaviors tend to cluster in higher obesity categories, while more frequent physical activity appears associated with lower-risk classes. Categorical variables such as family history of overweight and high-calorie food consumption also show noticeable shifts in proportion across classes. Overall, the exploratory analysis suggests that obe</w:t>
-      </w:r>
-      <w:r>
-        <w:t>sity risk is influenced by a combination of behavioral, demographic, and health-related factors rather than any single dominant predictor. The mixture of numeric and categorical features, along with moderate class imbalance, supports the use of flexible multi-class classification methods with appropriate preprocessing, including scaling and one-hot encoding. Figure 4 presents the correlation heatmap for the numeric predictors in the training data. Most pairwise correlations are weak to moderate in magnitude</w:t>
-      </w:r>
-      <w:r>
-        <w:t>, indicating limited multicollinearity among continuous variables. Weight shows moderate positive correlation with Height and Age, which is expected physiologically, and CH2O (water intake) and FCVC (vegetable consumption frequency) display modest associations with weight-related measures. Sedentary behavior variables such as TUE (technology use time) exhibit slight negative correlations with Age and FAF (physical activity frequency), suggesting behavioral trade-offs between activity and screen time. Overal</w:t>
-      </w:r>
-      <w:r>
-        <w:t xml:space="preserve">l, no extreme correlations </w:t>
+        <w:t xml:space="preserve">differences across obesity classes. For example, higher body mass index–related indicators and sedentary behaviors tend to cluster in higher obesity categories, while more frequent physical activity appears associated with lower-risk classes. Categorical variables such as family history of overweight and high-calorie food consumption also show noticeable shifts in proportion across classes. Overall, the exploratory analysis suggests that obesity risk is influenced by a combination of behavioral, demographic, and health-related factors rather than any single dominant predictor. The mixture of numeric and categorical features, along with moderate class imbalance, supports the use of flexible multi-class classification methods with appropriate preprocessing, including scaling and one-hot encoding. Figure 4 presents the correlation heatmap for the numeric predictors in the training data. Most pairwise correlations are weak to moderate in magnitude, indicating limited multicollinearity among continuous variables. Weight shows moderate positive correlation with Height and Age, which is expected physiologically, and CH2O (water intake) and FCVC (vegetable consumption frequency) display modest associations with weight-related measures. Sedentary behavior variables such as TUE (technology use time) exhibit slight negative correlations with Age and FAF (physical activity frequency), suggesting behavioral trade-offs between activity and screen time. Overall, no extreme correlations </w:t>
       </w:r>
       <w:proofErr w:type="gramStart"/>
       <w:r>
@@ -7438,10 +7396,7 @@
     <w:p>
       <w:r>
         <w:lastRenderedPageBreak/>
-        <w:t>All models were trained using consistent preprocessing steps, including imputation of missing values, scaling of numeric variables, and one-hot encoding of categorical predictors. Performance was evaluated using cross-validation and the competition evaluation metric to ensure comparability across modeling frameworks. By comparing linear, generative, probabilistic, and margin-based classifiers, the analysis provides a comprehensive assessment of predictive performance and the robustness of underlying modelin</w:t>
-      </w:r>
-      <w:r>
-        <w:t>g assumptions.</w:t>
+        <w:t>All models were trained using consistent preprocessing steps, including imputation of missing values, scaling of numeric variables, and one-hot encoding of categorical predictors. Performance was evaluated using cross-validation and the competition evaluation metric to ensure comparability across modeling frameworks. By comparing linear, generative, probabilistic, and margin-based classifiers, the analysis provides a comprehensive assessment of predictive performance and the robustness of underlying modeling assumptions.</w:t>
       </w:r>
     </w:p>
     <w:p>
@@ -7527,10 +7482,7 @@
     </w:p>
     <w:p>
       <w:r>
-        <w:t>Overall, diagnostic evaluation suggests that while strict theoretical assumptions are not fully satisfied—particularly for LDA and Naive Bayes—none of the violations appear severe enough to invalidate model comparison. Instead, the models offer complementary perspectives: linear probabilistic estimation (logistic regression), generative classification (LDA), independence-based modeling (Naive Bayes), and margin-based nonlinear separation (SVM). Performance differences therefore reflect both predictive signa</w:t>
-      </w:r>
-      <w:r>
-        <w:t>l strength and robustness to assumption deviations.</w:t>
+        <w:t>Overall, diagnostic evaluation suggests that while strict theoretical assumptions are not fully satisfied—particularly for LDA and Naive Bayes—none of the violations appear severe enough to invalidate model comparison. Instead, the models offer complementary perspectives: linear probabilistic estimation (logistic regression), generative classification (LDA), independence-based modeling (Naive Bayes), and margin-based nonlinear separation (SVM). Performance differences therefore reflect both predictive signal strength and robustness to assumption deviations.</w:t>
       </w:r>
     </w:p>
     <w:p>
@@ -7567,10 +7519,7 @@
         <w:t>four</w:t>
       </w:r>
       <w:r>
-        <w:t xml:space="preserve"> distinct </w:t>
-      </w:r>
-      <w:r>
-        <w:t xml:space="preserve">models </w:t>
+        <w:t xml:space="preserve"> distinct models </w:t>
       </w:r>
       <w:proofErr w:type="gramStart"/>
       <w:r>
@@ -7646,25 +7595,44 @@
           <w:i/>
           <w:iCs/>
         </w:rPr>
-        <w:t>Screen capture of Kaggle submission confirmation for both nonlinear models.</w:t>
-      </w:r>
-    </w:p>
-    <w:p>
-      <w:pPr>
-        <w:ind w:firstLine="0"/>
+        <w:t xml:space="preserve">Screen capture of Kaggle submission confirmation for </w:t>
+      </w:r>
+      <w:r>
         <w:rPr>
           <w:b/>
           <w:bCs/>
           <w:i/>
           <w:iCs/>
         </w:rPr>
-      </w:pPr>
+        <w:t>five</w:t>
+      </w:r>
       <w:r>
         <w:rPr>
           <w:b/>
           <w:bCs/>
           <w:i/>
           <w:iCs/>
+        </w:rPr>
+        <w:t xml:space="preserve"> models.</w:t>
+      </w:r>
+    </w:p>
+    <w:p>
+      <w:pPr>
+        <w:ind w:firstLine="0"/>
+        <w:rPr>
+          <w:b/>
+          <w:bCs/>
+          <w:i/>
+          <w:iCs/>
+        </w:rPr>
+      </w:pPr>
+      <w:r>
+        <w:rPr>
+          <w:b/>
+          <w:bCs/>
+          <w:i/>
+          <w:iCs/>
+          <w:noProof/>
         </w:rPr>
         <w:drawing>
           <wp:inline distT="0" distB="0" distL="0" distR="0" wp14:anchorId="22EF4B3D" wp14:editId="2ECC20A4">
@@ -7715,27 +7683,18 @@
     </w:p>
     <w:p>
       <w:r>
-        <w:t>This analysis evaluated several statistical learning methods across two separate classification problems. In the Weekly dataset, overall predictive performance was modest across all models. Logistic regression and LDA using Lag2 as the only predictor produced the strongest out of sample results, but accuracy remained only slightly above random guessing. Increasing model complexity through QDA or KNN did not improve performance, which suggests that the underlying signal in the lag variables is limited and do</w:t>
-      </w:r>
-      <w:r>
-        <w:t>es not support more flexible nonlinear structures.</w:t>
+        <w:t>This analysis evaluated several statistical learning methods across two separate classification problems. In the Weekly dataset, overall predictive performance was modest across all models. Logistic regression and LDA using Lag2 as the only predictor produced the strongest out of sample results, but accuracy remained only slightly above random guessing. Increasing model complexity through QDA or KNN did not improve performance, which suggests that the underlying signal in the lag variables is limited and does not support more flexible nonlinear structures.</w:t>
       </w:r>
     </w:p>
     <w:p>
       <w:r>
         <w:lastRenderedPageBreak/>
-        <w:t xml:space="preserve">In the multi class obesity risk prediction task, multiple modeling approaches were implemented and compared under consistent preprocessing procedures. Regularized multinomial logistic regression provided a stable and interpretable baseline. LDA and Naive Bayes introduced stronger distributional assumptions, while the SVM allowed for nonlinear decision boundaries. Comparing these approaches highlighted the tradeoff between interpretability, theoretical assumptions, and flexibility. Although some methods are </w:t>
-      </w:r>
-      <w:r>
-        <w:t>more complex, simpler linear classifiers performed competitively when the signal in the predictors was structured and consistent.</w:t>
-      </w:r>
-    </w:p>
-    <w:p>
-      <w:r>
-        <w:t>Overall, the results reinforce the importance of aligning model complexity with the strength of the underlying signal. More flexible methods do not automatically produce better predictions. Careful preprocessing, attention to assumptions, and disciplined model comparison are more important than model complexity alone. These findings reflect core principles of statistical learning, particularly the balance between bias and variance and the need to evaluate models based on both theoretical foundations and emp</w:t>
-      </w:r>
-      <w:r>
-        <w:t>irical performance.</w:t>
+        <w:t>In the multi class obesity risk prediction task, multiple modeling approaches were implemented and compared under consistent preprocessing procedures. Regularized multinomial logistic regression provided a stable and interpretable baseline. LDA and Naive Bayes introduced stronger distributional assumptions, while the SVM allowed for nonlinear decision boundaries. Comparing these approaches highlighted the tradeoff between interpretability, theoretical assumptions, and flexibility. Although some methods are more complex, simpler linear classifiers performed competitively when the signal in the predictors was structured and consistent.</w:t>
+      </w:r>
+    </w:p>
+    <w:p>
+      <w:r>
+        <w:t>Overall, the results reinforce the importance of aligning model complexity with the strength of the underlying signal. More flexible methods do not automatically produce better predictions. Careful preprocessing, attention to assumptions, and disciplined model comparison are more important than model complexity alone. These findings reflect core principles of statistical learning, particularly the balance between bias and variance and the need to evaluate models based on both theoretical foundations and empirical performance.</w:t>
       </w:r>
     </w:p>
     <w:p>
@@ -8010,10 +7969,7 @@
     </w:p>
     <w:p>
       <w:r>
-        <w:t>In accordance with the course policy on academic integrity, I acknowledge the use of ChatGPT (a large language model developed by OpenAI) as a research and brainstorming tool for this assignment. The AI was used to assist in structuring portions of the written analysis, refining technical explanations of regularization and principal components regression, and troubleshooting Python implementation details within the Jupyter Notebook environment. All AI-generated suggestions were critically evaluated for accu</w:t>
-      </w:r>
-      <w:r>
-        <w:t>racy, verified against course materials and dataset outputs, and substantially revised to reflect my own analytical reasoning and professional voice. The final model implementation, statistical interpretation, and conclusions represent my independent work and judgment.</w:t>
+        <w:t>In accordance with the course policy on academic integrity, I acknowledge the use of ChatGPT (a large language model developed by OpenAI) as a research and brainstorming tool for this assignment. The AI was used to assist in structuring portions of the written analysis, refining technical explanations of regularization and principal components regression, and troubleshooting Python implementation details within the Jupyter Notebook environment. All AI-generated suggestions were critically evaluated for accuracy, verified against course materials and dataset outputs, and substantially revised to reflect my own analytical reasoning and professional voice. The final model implementation, statistical interpretation, and conclusions represent my independent work and judgment.</w:t>
       </w:r>
     </w:p>
     <w:bookmarkEnd w:id="30"/>
